--- a/ky/discovery-articles/4.7 ДНКнын түзүлүшү жана молекулалык генетика.docx
+++ b/ky/discovery-articles/4.7 ДНКнын түзүлүшү жана молекулалык генетика.docx
@@ -4,564 +4,374 @@
   <w:body>
     <w:p>
       <w:pPr>
-        <w:keepNext/>
-        <w:spacing w:before="280" w:after="120"/>
+        <w:pStyle w:val="Title"/>
+        <w:widowControl/>
       </w:pPr>
       <w:r>
-        <w:rPr>
-          <w:rFonts w:ascii="Calibri" w:hAnsi="Calibri" w:eastAsia="Calibri"/>
-          <w:b/>
-          <w:i w:val="0"/>
-          <w:color w:val="004E8C"/>
-          <w:sz w:val="44"/>
-        </w:rPr>
         <w:t>4.7 ДНКнын түзүлүшү жана молекулалык генетика</w:t>
       </w:r>
     </w:p>
     <w:p>
       <w:pPr>
-        <w:spacing w:after="80"/>
+        <w:keepNext/>
+        <w:widowControl/>
       </w:pPr>
       <w:r>
         <w:rPr>
-          <w:rFonts w:ascii="Calibri" w:hAnsi="Calibri" w:eastAsia="Calibri"/>
-          <w:b w:val="0"/>
-          <w:i/>
-          <w:color w:val="505050"/>
-          <w:sz w:val="22"/>
+          <w:sz w:val="20"/>
         </w:rPr>
         <w:t>4. Медицина, биология жана коомдук саламаттык</w:t>
       </w:r>
     </w:p>
     <w:p>
       <w:pPr>
-        <w:spacing w:after="200"/>
+        <w:keepNext/>
+        <w:widowControl/>
       </w:pPr>
       <w:r>
         <w:rPr>
-          <w:rFonts w:ascii="Calibri" w:hAnsi="Calibri" w:eastAsia="Calibri"/>
-          <w:b w:val="0"/>
-          <w:i/>
-          <w:sz w:val="22"/>
+          <w:sz w:val="20"/>
         </w:rPr>
-        <w:t>Мезгил: 1953-жыл (Уотсон менен Криктин кош спираль модели); ага чейинки Эйверинин эмгеги (1944) жана Франклиндин рентгендик изилдөөсү | Негизги өкүлдөр: Жеймс Уотсон, Фрэнсис Крик; Розалинд Франклин (рентгендик кристаллография); Эрвин Чаргафф; Освальд Эйвери</w:t>
+        <w:t>Мезгил: 1953-жыл (Уотсон менен Криктин кош спиралы); ага чейин Эверинин 1944-жылкы иши жана Франклиндин рентген изилдөөлөрү | Негизги салым кошкондор: Жеймс Уотсон, Фрэнсис Крик; Розалинд Франклин (рентген кристаллографиясы); Эрвин Чаргафф; Освальд Эвери</w:t>
       </w:r>
     </w:p>
     <w:p>
       <w:pPr>
-        <w:spacing w:after="160" w:line="276" w:lineRule="auto"/>
+        <w:widowControl/>
       </w:pPr>
       <w:r>
-        <w:rPr>
-          <w:rFonts w:ascii="Calibri" w:hAnsi="Calibri" w:eastAsia="Calibri"/>
-          <w:b w:val="0"/>
-          <w:i w:val="0"/>
-          <w:sz w:val="22"/>
-        </w:rPr>
-        <w:t>ДНК — тукум куучулук маалыматты алып жүргөн узун молекула. Анын кош спираль түрүндөгү түзүлүшү бул маалыматтын кантип көчүрүлөрүн түшүндүрдү. 1953-жылы сунушталган модель молекулалык генетикага жол ачты.</w:t>
+        <w:t>ДНК — генетикалык көрсөтмөлөрдү алып жүргөн узун молекула. Анын кош спирал формасы бул көрсөтмөлөр кантип көчүрүлөрүн түшүндүргөн. 1953-жылы аныкталган түзүлүш молекулалык генетикага жол ачкан.</w:t>
       </w:r>
     </w:p>
     <w:p>
       <w:pPr>
-        <w:keepNext/>
-        <w:spacing w:before="240" w:after="120"/>
+        <w:pStyle w:val="Heading1"/>
+        <w:widowControl/>
       </w:pPr>
       <w:r>
-        <w:rPr>
-          <w:rFonts w:ascii="Calibri" w:hAnsi="Calibri" w:eastAsia="Calibri"/>
-          <w:b/>
-          <w:i w:val="0"/>
-          <w:color w:val="004E8C"/>
-          <w:sz w:val="28"/>
-        </w:rPr>
-        <w:t>Негизги фактылар</w:t>
+        <w:t>Негизги маалыматтар</w:t>
       </w:r>
     </w:p>
     <w:p>
       <w:pPr>
         <w:pStyle w:val="ListBullet"/>
+        <w:widowControl/>
       </w:pPr>
       <w:r>
-        <w:rPr>
-          <w:rFonts w:ascii="Calibri" w:hAnsi="Calibri" w:eastAsia="Calibri"/>
-          <w:b w:val="0"/>
-          <w:i w:val="0"/>
-          <w:sz w:val="22"/>
-        </w:rPr>
-        <w:t>Освальд Эйверинин тобу 1944-жылы тукум куучулук маалыматты ДНК алып жүрө аларын көрсөткөн</w:t>
+        <w:t>Освальд Эверинин тобу 1944-жылы ДНК тукум куучулук маалыматты ташый аларын көрсөткөн.</w:t>
       </w:r>
     </w:p>
     <w:p>
       <w:pPr>
         <w:pStyle w:val="ListBullet"/>
+        <w:widowControl/>
       </w:pPr>
       <w:r>
-        <w:rPr>
-          <w:rFonts w:ascii="Calibri" w:hAnsi="Calibri" w:eastAsia="Calibri"/>
-          <w:b w:val="0"/>
-          <w:i w:val="0"/>
-          <w:sz w:val="22"/>
-        </w:rPr>
-        <w:t>Розалинд Франклин менен Морис Уилкинс чечүүчү рентгендик маалыматтарды алышкан</w:t>
+        <w:t>Розалинд Франклин менен Морис Уилкинс чечүүчү рентген маалыматтарын алган.</w:t>
       </w:r>
     </w:p>
     <w:p>
       <w:pPr>
         <w:pStyle w:val="ListBullet"/>
+        <w:widowControl/>
       </w:pPr>
       <w:r>
-        <w:rPr>
-          <w:rFonts w:ascii="Calibri" w:hAnsi="Calibri" w:eastAsia="Calibri"/>
-          <w:b w:val="0"/>
-          <w:i w:val="0"/>
-          <w:sz w:val="22"/>
-        </w:rPr>
-        <w:t>Жеймс Уотсон менен Фрэнсис Крик 1953-жылы кош спираль моделин сунуштаган</w:t>
+        <w:t>Жеймс Уотсон менен Фрэнсис Крик 1953-жылы кош спирал моделин сунуштаган.</w:t>
       </w:r>
     </w:p>
     <w:p>
       <w:pPr>
         <w:pStyle w:val="ListBullet"/>
+        <w:widowControl/>
       </w:pPr>
       <w:r>
-        <w:rPr>
-          <w:rFonts w:ascii="Calibri" w:hAnsi="Calibri" w:eastAsia="Calibri"/>
-          <w:b w:val="0"/>
-          <w:i w:val="0"/>
-          <w:sz w:val="22"/>
-        </w:rPr>
-        <w:t>Негиздердин жупталышы (А–Т, Г–Ц) маалыматтын так көчүрүлүшүн түшүндүрөт</w:t>
+        <w:t>Негиздердин A–T жана G–C жуптары так көчүрүүнү түшүндүрөт.</w:t>
       </w:r>
     </w:p>
     <w:p>
       <w:pPr>
         <w:pStyle w:val="ListBullet"/>
+        <w:widowControl/>
       </w:pPr>
       <w:r>
-        <w:rPr>
-          <w:rFonts w:ascii="Calibri" w:hAnsi="Calibri" w:eastAsia="Calibri"/>
-          <w:b w:val="0"/>
-          <w:i w:val="0"/>
-          <w:sz w:val="22"/>
-        </w:rPr>
-        <w:t>ДНКнын түзүлүшү гендерди абстракттуу түшүнүктөн химиялык объектке айландырган</w:t>
+        <w:t>Түзүлүш гендерди абстракттуу фактордон химиялык объектке айландырган.</w:t>
       </w:r>
     </w:p>
     <w:p>
       <w:pPr>
-        <w:keepNext/>
-        <w:spacing w:before="240" w:after="120"/>
+        <w:pStyle w:val="Heading1"/>
+        <w:widowControl/>
       </w:pPr>
       <w:r>
-        <w:rPr>
-          <w:rFonts w:ascii="Calibri" w:hAnsi="Calibri" w:eastAsia="Calibri"/>
-          <w:b/>
-          <w:i w:val="0"/>
-          <w:color w:val="004E8C"/>
-          <w:sz w:val="28"/>
-        </w:rPr>
-        <w:t>Бул эмне</w:t>
+        <w:t>Бул эмне?</w:t>
       </w:r>
     </w:p>
     <w:p>
       <w:pPr>
-        <w:spacing w:after="160" w:line="276" w:lineRule="auto"/>
+        <w:widowControl/>
       </w:pPr>
       <w:r>
-        <w:rPr>
-          <w:rFonts w:ascii="Calibri" w:hAnsi="Calibri" w:eastAsia="Calibri"/>
-          <w:b w:val="0"/>
-          <w:i w:val="0"/>
-          <w:sz w:val="22"/>
-        </w:rPr>
-        <w:t>ДНК, же дезоксирибонуклеин кислотасы, клеткада организмди түзүү жана иштетүү тууралуу маалыматты сактаган узун молекула. Анын формасы — кош спираль: бурама тепкичке окшоп бири-бирине оролгон эки чынжыр. Тепкичтин баскычтарын химиялык «тамгалардын» жуптары түзөт: А — Т менен, Г — Ц менен байланышат. Чынжырлар ажырап, көчүрүлө алат. Молекулалык генетика ушул тамгалар белгилерге кантип айланарын изилдейт. Жөнөкөй айтканда, ДНК — клетка көчүрүп окуй алган жазма нускама.</w:t>
+        <w:t>ДНК — дезоксирибонуклеин кислотасы — клеткадагы узун молекула. Ал организмди түзүү жана иштетүү тууралуу маалыматты сактайт. Кош спирал эки жиптин чогуу буралган формасын билдирет; ал бурама тепкичке окшош. Баскычтары химиялык «тамгалардын» жуптары: A менен T, G менен C. Жиптер ажырап, көчүрүлө алат. Молекулалык генетика ушул тамгалар белгилерге кантип айланарын изилдейт. Жөнөкөй айтканда, ДНК — клетка көчүрүп ала турган жазылган көрсөтмө.</w:t>
       </w:r>
     </w:p>
     <w:p>
       <w:pPr>
-        <w:keepNext/>
-        <w:spacing w:before="240" w:after="120"/>
+        <w:pStyle w:val="Heading1"/>
+        <w:widowControl/>
       </w:pPr>
       <w:r>
-        <w:rPr>
-          <w:rFonts w:ascii="Calibri" w:hAnsi="Calibri" w:eastAsia="Calibri"/>
-          <w:b/>
-          <w:i w:val="0"/>
-          <w:color w:val="004E8C"/>
-          <w:sz w:val="28"/>
-        </w:rPr>
-        <w:t>Аны ким ачкан же ойлоп тапкан</w:t>
+        <w:t xml:space="preserve">Ким ойлоп тапкан</w:t>
       </w:r>
     </w:p>
     <w:p>
       <w:pPr>
-        <w:spacing w:after="160" w:line="276" w:lineRule="auto"/>
+        <w:widowControl/>
       </w:pPr>
       <w:r>
-        <w:rPr>
-          <w:rFonts w:ascii="Calibri" w:hAnsi="Calibri" w:eastAsia="Calibri"/>
-          <w:b w:val="0"/>
-          <w:i w:val="0"/>
-          <w:sz w:val="22"/>
-        </w:rPr>
-        <w:t>Грегор Мендель белгилер өзүнчө бирдиктер менен тукум кууларын көрсөткөн, бирок алардын заттык негизин билген эмес. Освальд Эйвери, Колин Маклауд жана Маклин Маккарти 1944-жылы ошол зат ДНК экенин негиздеп, Херши менен Чейз 1952-жылы далилди күчөткөн. Розалинд Франклин менен Рэймонд Гослинг тарткан рентген сүрөттөрү жана Морис Уилкинстин лабораториясындагы иштер молекуланын геометриясын ачкан. Кембриджде Жеймс Уотсон менен Фрэнсис Крик модель түзүп, аны 1953-жылдын апрелинде жарыялаган. Бул ачылыш көп адамдын эмгеги болгон, ал эми Франклиндин салымы узак убакыт жетиштүү бааланган эмес.</w:t>
+        <w:t>Грегор Мендель белгилер өзүнчө бирдиктер менен тукум кууй турганын көрсөткөн, бирок ал затты билген эмес. Освальд Эвери, Колин Маклауд жана Маклин Маккарти 1944-жылы бул зат ДНК деп негиздеген; 1952-жылы Херши менен Чейз далилди бекемдеген. Розалинд Франклин менен Реймонд Гослингдин рентген сүрөттөрү жана Морис Уилкинстин лабораториясы геометриялык белгилерди берген. Кембридждеги Жеймс Уотсон менен Фрэнсис Крик 1953-жылдын апрелинде жарыяланган моделди курган. Салым бир нече адамга таандык, ал эми Франклиндин ролу көпкө жетишсиз бааланган.</w:t>
       </w:r>
     </w:p>
     <w:p>
       <w:pPr>
-        <w:keepNext/>
-        <w:spacing w:before="240" w:after="120"/>
+        <w:pStyle w:val="Heading1"/>
+        <w:widowControl/>
       </w:pPr>
       <w:r>
-        <w:rPr>
-          <w:rFonts w:ascii="Calibri" w:hAnsi="Calibri" w:eastAsia="Calibri"/>
-          <w:b/>
-          <w:i w:val="0"/>
-          <w:color w:val="004E8C"/>
-          <w:sz w:val="28"/>
-        </w:rPr>
-        <w:t>Качан жана кантип пайда болгон</w:t>
+        <w:t>Качан жана кантип пайда болгон?</w:t>
       </w:r>
     </w:p>
     <w:p>
       <w:pPr>
-        <w:spacing w:after="160" w:line="276" w:lineRule="auto"/>
+        <w:widowControl/>
       </w:pPr>
       <w:r>
-        <w:rPr>
-          <w:rFonts w:ascii="Calibri" w:hAnsi="Calibri" w:eastAsia="Calibri"/>
-          <w:b w:val="0"/>
-          <w:i w:val="0"/>
-          <w:sz w:val="22"/>
-        </w:rPr>
-        <w:t>Ачылыш согуштан кийин жашоонун сырын изилдөөгө багыт алган физиктер менен биологдордун чакан чөйрөсүндө жасалды. Негизги ыкма кристаллга рентген нурларын багыттап, таралышынан түзүлүштү аныктаган рентгендик кристаллография болгон. Чаргаффтын айрым негиздердин саны бири-бирине барабар деген эрежелери жана лабораториялардын атаандаштыгы изилдөөнү тездетти. Nature журналындагы бир беттик макала биологиянын тилин өзгөрттү.</w:t>
+        <w:t>Ачылыш согуштан кийин жашоонун сырын издөөгө бурулган физиктер менен биологдордун чакан чөйрөсүндө болгон. Негизги ыкма — рентген нурларынын түзүлүш менен өз ара аракетинен алынган сүрөттү талдаган рентген кристаллографиясы. Чаргаффтын айрым негиздердин өлчөмү тең болору тууралуу эрежелери жана башка лабораториялар менен жарыш шарт түзгөн. Nature журналы биологиянын тилин өзгөрткөн бир беттик макаланы жарыялаган.</w:t>
       </w:r>
     </w:p>
     <w:p>
       <w:pPr>
-        <w:keepNext/>
-        <w:spacing w:before="240" w:after="120"/>
+        <w:pStyle w:val="Heading1"/>
+        <w:widowControl/>
       </w:pPr>
       <w:r>
-        <w:rPr>
-          <w:rFonts w:ascii="Calibri" w:hAnsi="Calibri" w:eastAsia="Calibri"/>
-          <w:b/>
-          <w:i w:val="0"/>
-          <w:color w:val="004E8C"/>
-          <w:sz w:val="28"/>
-        </w:rPr>
-        <w:t>Илимий жактан мааниси</w:t>
+        <w:t>Илим үчүн мааниси</w:t>
       </w:r>
     </w:p>
     <w:p>
       <w:pPr>
-        <w:spacing w:after="160" w:line="276" w:lineRule="auto"/>
+        <w:widowControl/>
       </w:pPr>
       <w:r>
-        <w:rPr>
-          <w:rFonts w:ascii="Calibri" w:hAnsi="Calibri" w:eastAsia="Calibri"/>
-          <w:b w:val="0"/>
-          <w:i w:val="0"/>
-          <w:sz w:val="22"/>
-        </w:rPr>
-        <w:t>Кош спираль ДНКнын көчүрүлүшүн түшүндүрдү: ар бир чынжыр жаңы түгөйдүн үлгүсү болуп кызмат кылат. Ошондуктан тукум куучулук маалымат так берилет, бирок тамга өзгөрсө мутация да пайда болот. Гендер сырдуу бөлүкчө эмес, тамгалардын ырааты катары карала баштады. Медицина, эволюция жана соттук экспертиза жалпы химиялык негизге ээ болду. Бир эле молекулалык түзүлүш мынчалык көп суроого жооп берген учурлар сейрек.</w:t>
+        <w:t>Спирал көчүрүлүүнү түшүндүргөн: ар бир жип жаңы шерик жип үчүн үлгү болот. Ошондуктан тукум куучулук так сакталышы мүмкүн, бирок бир тамга өзгөрсө, өзгөрмөлүүлүк да чыгат. Гендер сырдуу бөлүкчө эмес, белгилүү ырааттуулук катары түшүнүлгөн. Медицина, эволюция жана соттук экспертиза жалпы химиялык негизге ээ болгон. Бир эле түзүлүш мынчалык көп суроону сейрек түшүндүргөн.</w:t>
       </w:r>
     </w:p>
     <w:p>
       <w:pPr>
-        <w:keepNext/>
-        <w:spacing w:before="240" w:after="120"/>
+        <w:pStyle w:val="Heading1"/>
+        <w:widowControl/>
       </w:pPr>
       <w:r>
-        <w:rPr>
-          <w:rFonts w:ascii="Calibri" w:hAnsi="Calibri" w:eastAsia="Calibri"/>
-          <w:b/>
-          <w:i w:val="0"/>
-          <w:color w:val="004E8C"/>
-          <w:sz w:val="28"/>
-        </w:rPr>
-        <w:t>Кийинки өнүгүүлөргө тийгизген таасири</w:t>
+        <w:t>Кийинки өнүгүүгө тийгизген таасири</w:t>
       </w:r>
     </w:p>
     <w:p>
       <w:pPr>
-        <w:spacing w:after="160" w:line="276" w:lineRule="auto"/>
+        <w:widowControl/>
       </w:pPr>
       <w:r>
-        <w:rPr>
-          <w:rFonts w:ascii="Calibri" w:hAnsi="Calibri" w:eastAsia="Calibri"/>
-          <w:b w:val="0"/>
-          <w:i w:val="0"/>
-          <w:sz w:val="22"/>
-        </w:rPr>
-        <w:t>Генетикалык код, рекомбинанттык ДНК, секвенирлөө жана CRISPR ушул ачылыштан түз өнүккөн. Франклиндин сүрөттөрү илимде эмгекке татыктуу баа берүүнүн маанисин да эске салат. Молекулалык биология чоң тармакка айланып, биотехнология, генетикалык тесттер жана ДНК ырааты боюнча курулган эволюциялык дарактар пайда болду. Окуу китептеринин спираль менен башталышы бекеринен эмес: ал илимий факт да, жашоонун символу да болуп калды.</w:t>
+        <w:t>Генетикалык код, ДНК бөлүктөрүн бириктирүү, тамга иретин окуу жана CRISPR — ДНКдагы топтолгон, бирдей аралык менен жайгашкан кыска палиндромдук кайталанууларга байланышкан, ДНКны багыттап өзгөртүүдө колдонулган система — түз уландысы. Франклиндин сүрөттөрү илим эмгекти кандай баалары тууралуу сабак да болуп калды. Молекулалык биология биотехнология, генетикалык текшерүү жана ырааттуулуктан эволюция дарактарын түзүү сыяктуу тармактарга айланган. Окуу китептери дагы эле спиралдан башталат, анткени ал факт да, символ да.</w:t>
       </w:r>
     </w:p>
     <w:p>
       <w:pPr>
-        <w:keepNext/>
-        <w:spacing w:before="240" w:after="120"/>
+        <w:pStyle w:val="Heading1"/>
+        <w:widowControl/>
       </w:pPr>
       <w:r>
-        <w:rPr>
-          <w:rFonts w:ascii="Calibri" w:hAnsi="Calibri" w:eastAsia="Calibri"/>
-          <w:b/>
-          <w:i w:val="0"/>
-          <w:color w:val="004E8C"/>
-          <w:sz w:val="28"/>
-        </w:rPr>
-        <w:t>Адамдардын жашоосун кантип өзгөрткөн</w:t>
+        <w:t>Адамдардын жашоосун кантип өзгөрткөн?</w:t>
       </w:r>
     </w:p>
     <w:p>
       <w:pPr>
-        <w:spacing w:after="160" w:line="276" w:lineRule="auto"/>
+        <w:widowControl/>
       </w:pPr>
       <w:r>
-        <w:rPr>
-          <w:rFonts w:ascii="Calibri" w:hAnsi="Calibri" w:eastAsia="Calibri"/>
-          <w:b w:val="0"/>
-          <w:i w:val="0"/>
-          <w:sz w:val="22"/>
-        </w:rPr>
-        <w:t>Адамдар аталыкты аныктоочу тесттерге, рактын генетикасын изилдөөгө жана тукум куума ооруларды диагностикалоого мүмкүнчүлүк алды. Ошол эле учурда купуялуулук, генди өзгөртүү жана технологияга тең эмес жетүү тууралуу этикалык маселелер жаралды. Коом кээде өтө жөнөкөйлөтүп, ар бир белги үчүн «өзүнчө ген» бардай сүйлөй баштады. Ошентсе да ДНКны түшүнүү тирүү дүйнөнү кыйла таанымал кылды жана азыркы жашоо жөнүндөгү түшүнүгүбүздүн пайдубалына айланды.</w:t>
+        <w:t>Адамдар аталыкты аныктоого, рактын генетикасын изилдөөгө жана тукум куума ооруларды диагноздоого мүмкүнчүлүк алган. Ошол эле учурда купуялык, өзгөртүү жана жеткиликтүүлүктөгү теңсиздик тууралуу этикалык суроолор чыккан. Коом айрым белгилердин «гени» тууралуу кээде өтө эркин сүйлөй баштаган. Ошентсе да ДНКны түшүнүү тирүү организмдерди түшүнүктүүрөөк кылган. Бул азыркы жашоо тууралуу элестетүүбүздүн негизги таштарынын бири.</w:t>
       </w:r>
     </w:p>
     <w:p>
       <w:pPr>
-        <w:keepNext/>
-        <w:spacing w:before="240" w:after="120"/>
+        <w:pStyle w:val="Heading1"/>
+        <w:widowControl/>
       </w:pPr>
       <w:r>
-        <w:rPr>
-          <w:rFonts w:ascii="Calibri" w:hAnsi="Calibri" w:eastAsia="Calibri"/>
-          <w:b/>
-          <w:i w:val="0"/>
-          <w:color w:val="004E8C"/>
-          <w:sz w:val="28"/>
-        </w:rPr>
-        <w:t>Булактар жана шилтемелер</w:t>
+        <w:t>Булактар жана кошумча окуу</w:t>
       </w:r>
     </w:p>
     <w:p>
       <w:pPr>
-        <w:keepNext/>
-        <w:spacing w:before="240" w:after="120"/>
+        <w:pStyle w:val="Heading2"/>
+        <w:widowControl/>
       </w:pPr>
       <w:r>
         <w:rPr>
-          <w:rFonts w:ascii="Calibri" w:hAnsi="Calibri" w:eastAsia="Calibri"/>
-          <w:b/>
-          <w:i w:val="0"/>
-          <w:color w:val="004E8C"/>
-          <w:sz w:val="24"/>
+          <w:sz w:val="20"/>
         </w:rPr>
-        <w:t>B. Рецензияланган макалалар жана түп нуска илимий эмгектер</w:t>
+        <w:t>Адистердин кароосунан өткөн жана баштапкы илимий макалалар</w:t>
       </w:r>
     </w:p>
     <w:p>
       <w:pPr>
-        <w:spacing w:after="80"/>
-        <w:ind w:left="360"/>
+        <w:widowControl/>
       </w:pPr>
       <w:r>
         <w:rPr>
-          <w:rFonts w:ascii="Calibri" w:hAnsi="Calibri" w:eastAsia="Calibri"/>
-          <w:b w:val="0"/>
-          <w:i w:val="0"/>
-          <w:sz w:val="22"/>
+          <w:sz w:val="20"/>
         </w:rPr>
-        <w:t>1. Watson, J. D., and F. H. C. Crick. «Molecular Structure of Nucleic Acids». Nature 171 (1953): 737–738.</w:t>
-      </w:r>
-      <w:r>
-        <w:rPr>
-          <w:rFonts w:ascii="Calibri" w:hAnsi="Calibri" w:eastAsia="Calibri"/>
-          <w:b w:val="0"/>
-          <w:i w:val="0"/>
-          <w:sz w:val="22"/>
-        </w:rPr>
-        <w:t xml:space="preserve"> </w:t>
+        <w:t xml:space="preserve">1. Watson, J. D., and F. H. C. Crick. 'Molecular Structure of Nucleic Acids.' Nature 171 (1953): 737-738. </w:t>
       </w:r>
       <w:hyperlink r:id="rId9">
         <w:r>
           <w:rPr>
-            <w:rFonts w:ascii="Calibri" w:hAnsi="Calibri" w:eastAsia="Calibri"/>
-            <w:b w:val="0"/>
-            <w:i w:val="0"/>
-            <w:sz w:val="22"/>
-            <w:color w:val="0563C1"/>
-            <w:u w:val="single"/>
+            <w:sz w:val="20"/>
           </w:rPr>
           <w:t>https://doi.org/10.1038/171737a0</w:t>
         </w:r>
       </w:hyperlink>
-    </w:p>
-    <w:p>
-      <w:pPr>
-        <w:spacing w:after="80"/>
-        <w:ind w:left="360"/>
-      </w:pPr>
       <w:r>
         <w:rPr>
-          <w:rFonts w:ascii="Calibri" w:hAnsi="Calibri" w:eastAsia="Calibri"/>
-          <w:b w:val="0"/>
-          <w:i w:val="0"/>
-          <w:sz w:val="22"/>
+          <w:sz w:val="20"/>
         </w:rPr>
-        <w:t>2. Avery, Oswald T., Colin M. MacLeod, and Maclyn McCarty. «Studies on the Chemical Nature of the Substance Inducing Transformation of Pneumococcal Types». Journal of Experimental Medicine 79 (1944): 137–158.</w:t>
       </w:r>
     </w:p>
     <w:p>
       <w:pPr>
-        <w:keepNext/>
-        <w:spacing w:before="240" w:after="120"/>
+        <w:widowControl/>
       </w:pPr>
       <w:r>
         <w:rPr>
-          <w:rFonts w:ascii="Calibri" w:hAnsi="Calibri" w:eastAsia="Calibri"/>
-          <w:b/>
-          <w:i w:val="0"/>
-          <w:color w:val="004E8C"/>
-          <w:sz w:val="24"/>
+          <w:sz w:val="20"/>
         </w:rPr>
-        <w:t>C. Мекемелердин материалдары жана энциклопедиялык булактар</w:t>
+        <w:t>2. Avery, Oswald T., Colin M. MacLeod, and Maclyn McCarty. 'Studies on the Chemical Nature of the Substance Inducing Transformation of Pneumococcal Types.' Journal of Experimental Medicine 79 (1944): 137-158.</w:t>
       </w:r>
     </w:p>
     <w:p>
       <w:pPr>
-        <w:spacing w:after="80"/>
-        <w:ind w:left="360"/>
+        <w:pStyle w:val="Heading2"/>
+        <w:widowControl/>
       </w:pPr>
       <w:r>
         <w:rPr>
-          <w:rFonts w:ascii="Calibri" w:hAnsi="Calibri" w:eastAsia="Calibri"/>
-          <w:b w:val="0"/>
-          <w:i w:val="0"/>
-          <w:sz w:val="22"/>
+          <w:sz w:val="20"/>
         </w:rPr>
-        <w:t>1. DNA from the Beginning (Cold Spring Harbor Laboratory / Dolan DNA Learning Center).</w:t>
+        <w:t>Уюмдардын жана энциклопедиялардын материалдары</w:t>
       </w:r>
+    </w:p>
+    <w:p>
+      <w:pPr>
+        <w:widowControl/>
+      </w:pPr>
       <w:r>
         <w:rPr>
-          <w:rFonts w:ascii="Calibri" w:hAnsi="Calibri" w:eastAsia="Calibri"/>
-          <w:b w:val="0"/>
-          <w:i w:val="0"/>
-          <w:sz w:val="22"/>
+          <w:sz w:val="20"/>
         </w:rPr>
-        <w:t xml:space="preserve"> </w:t>
+        <w:t xml:space="preserve">1. DNA from the Beginning (Cold Spring Harbor Laboratory / Dolan DNA Learning Center). </w:t>
       </w:r>
       <w:hyperlink r:id="rId10">
         <w:r>
           <w:rPr>
-            <w:rFonts w:ascii="Calibri" w:hAnsi="Calibri" w:eastAsia="Calibri"/>
-            <w:b w:val="0"/>
-            <w:i w:val="0"/>
-            <w:sz w:val="22"/>
-            <w:color w:val="0563C1"/>
-            <w:u w:val="single"/>
+            <w:sz w:val="20"/>
           </w:rPr>
           <w:t>https://www.dnaftb.org/</w:t>
         </w:r>
       </w:hyperlink>
+      <w:r>
+        <w:rPr>
+          <w:sz w:val="20"/>
+        </w:rPr>
+      </w:r>
     </w:p>
     <w:p>
       <w:pPr>
-        <w:spacing w:after="80"/>
-        <w:ind w:left="360"/>
+        <w:widowControl/>
       </w:pPr>
       <w:r>
         <w:rPr>
-          <w:rFonts w:ascii="Calibri" w:hAnsi="Calibri" w:eastAsia="Calibri"/>
-          <w:b w:val="0"/>
-          <w:i w:val="0"/>
-          <w:sz w:val="22"/>
+          <w:sz w:val="20"/>
         </w:rPr>
-        <w:t>2. Encyclopaedia Britannica. «ДНК».</w:t>
-      </w:r>
-      <w:r>
-        <w:rPr>
-          <w:rFonts w:ascii="Calibri" w:hAnsi="Calibri" w:eastAsia="Calibri"/>
-          <w:b w:val="0"/>
-          <w:i w:val="0"/>
-          <w:sz w:val="22"/>
-        </w:rPr>
-        <w:t xml:space="preserve"> </w:t>
+        <w:t xml:space="preserve">2. Encyclopaedia Britannica. 'DNA.' </w:t>
       </w:r>
       <w:hyperlink r:id="rId11">
         <w:r>
           <w:rPr>
-            <w:rFonts w:ascii="Calibri" w:hAnsi="Calibri" w:eastAsia="Calibri"/>
-            <w:b w:val="0"/>
-            <w:i w:val="0"/>
-            <w:sz w:val="22"/>
-            <w:color w:val="0563C1"/>
-            <w:u w:val="single"/>
+            <w:sz w:val="20"/>
           </w:rPr>
           <w:t>https://www.britannica.com/science/DNA</w:t>
         </w:r>
       </w:hyperlink>
-    </w:p>
-    <w:p>
-      <w:pPr>
-        <w:keepNext/>
-        <w:spacing w:before="240" w:after="120"/>
-      </w:pPr>
       <w:r>
         <w:rPr>
-          <w:rFonts w:ascii="Calibri" w:hAnsi="Calibri" w:eastAsia="Calibri"/>
-          <w:b/>
-          <w:i w:val="0"/>
-          <w:color w:val="004E8C"/>
-          <w:sz w:val="24"/>
+          <w:sz w:val="20"/>
         </w:rPr>
-        <w:t>G. Космос агенттиктеринин, лабораториялардын жана илимий уюмдардын материалдары</w:t>
       </w:r>
     </w:p>
     <w:p>
       <w:pPr>
-        <w:spacing w:after="80"/>
-        <w:ind w:left="360"/>
+        <w:pStyle w:val="Heading2"/>
+        <w:widowControl/>
       </w:pPr>
       <w:r>
         <w:rPr>
-          <w:rFonts w:ascii="Calibri" w:hAnsi="Calibri" w:eastAsia="Calibri"/>
-          <w:b w:val="0"/>
-          <w:i w:val="0"/>
-          <w:sz w:val="22"/>
+          <w:sz w:val="20"/>
         </w:rPr>
-        <w:t>1. Nobel Prize. 1962-жылдагы физиология же медицина боюнча Нобель сыйлыгы (Крик, Уотсон, Уилкинс).</w:t>
+        <w:t>Космос агенттиктери, лабораториялар жана илимий уюмдар</w:t>
       </w:r>
+    </w:p>
+    <w:p>
+      <w:pPr>
+        <w:widowControl/>
+      </w:pPr>
       <w:r>
         <w:rPr>
-          <w:rFonts w:ascii="Calibri" w:hAnsi="Calibri" w:eastAsia="Calibri"/>
-          <w:b w:val="0"/>
-          <w:i w:val="0"/>
-          <w:sz w:val="22"/>
+          <w:sz w:val="20"/>
         </w:rPr>
-        <w:t xml:space="preserve"> </w:t>
+        <w:t xml:space="preserve">1. Nobel Prize. Physiology or Medicine 1962 (Crick, Watson, Wilkins). </w:t>
       </w:r>
       <w:hyperlink r:id="rId12">
         <w:r>
           <w:rPr>
-            <w:rFonts w:ascii="Calibri" w:hAnsi="Calibri" w:eastAsia="Calibri"/>
-            <w:b w:val="0"/>
-            <w:i w:val="0"/>
-            <w:sz w:val="22"/>
-            <w:color w:val="0563C1"/>
-            <w:u w:val="single"/>
+            <w:sz w:val="20"/>
           </w:rPr>
           <w:t>https://www.nobelprize.org/prizes/medicine/1962/summary/</w:t>
         </w:r>
       </w:hyperlink>
+      <w:r>
+        <w:rPr>
+          <w:sz w:val="20"/>
+        </w:rPr>
+      </w:r>
     </w:p>
     <w:sectPr>
-      <w:pgSz w:w="12240" w:h="15840"/>
-      <w:pgMar w:top="1296" w:right="1440" w:bottom="1296" w:left="1440" w:header="720" w:footer="720" w:gutter="0"/>
+      <w:footerReference w:type="default" r:id="rId13"/>
+      <w:pgSz w:w="11906" w:h="16838"/>
+      <w:pgMar w:top="1020" w:right="1134" w:bottom="1020" w:left="1134" w:header="720" w:footer="720" w:gutter="0"/>
       <w:cols w:space="720"/>
       <w:docGrid w:linePitch="360"/>
     </w:sectPr>
   </w:body>
 </w:document>
+</file>
+
+<file path=word/footer1.xml><?xml version="1.0" encoding="utf-8"?>
+<w:ftr xmlns:m="http://schemas.openxmlformats.org/officeDocument/2006/math" xmlns:mc="http://schemas.openxmlformats.org/markup-compatibility/2006" xmlns:mo="http://schemas.microsoft.com/office/mac/office/2008/main" xmlns:mv="urn:schemas-microsoft-com:mac:vml" xmlns:o="urn:schemas-microsoft-com:office:office" xmlns:r="http://schemas.openxmlformats.org/officeDocument/2006/relationships" xmlns:v="urn:schemas-microsoft-com:vml" xmlns:w10="urn:schemas-microsoft-com:office:word" xmlns:w14="http://schemas.microsoft.com/office/word/2010/wordml" xmlns:w="http://schemas.openxmlformats.org/wordprocessingml/2006/main" xmlns:wne="http://schemas.microsoft.com/office/word/2006/wordml" xmlns:wp14="http://schemas.microsoft.com/office/word/2010/wordprocessingDrawing" xmlns:wp="http://schemas.openxmlformats.org/drawingml/2006/wordprocessingDrawing" xmlns:wpc="http://schemas.microsoft.com/office/word/2010/wordprocessingCanvas" xmlns:wpg="http://schemas.microsoft.com/office/word/2010/wordprocessingGroup" xmlns:wpi="http://schemas.microsoft.com/office/word/2010/wordprocessingInk" xmlns:wps="http://schemas.microsoft.com/office/word/2010/wordprocessingShape" mc:Ignorable="w14 wp14">
+  <w:p>
+    <w:pPr>
+      <w:pStyle w:val="Footer"/>
+      <w:jc w:val="right"/>
+    </w:pPr>
+    <w:fldSimple w:instr="PAGE"/>
+  </w:p>
+</w:ftr>
 </file>
 
 <file path=word/numbering.xml><?xml version="1.0" encoding="utf-8"?>
@@ -772,7 +582,7 @@
   <w:docDefaults>
     <w:rPrDefault>
       <w:rPr>
-        <w:rFonts w:asciiTheme="minorHAnsi" w:eastAsiaTheme="minorEastAsia" w:hAnsiTheme="minorHAnsi" w:cstheme="minorBidi"/>
+        <w:rFonts/>
         <w:sz w:val="22"/>
         <w:szCs w:val="22"/>
         <w:lang w:val="en-US" w:eastAsia="en-US" w:bidi="ar-SA"/>
@@ -927,6 +737,15 @@
     <w:name w:val="Normal"/>
     <w:qFormat/>
     <w:rsid w:val="00FC693F"/>
+    <w:pPr>
+      <w:spacing w:after="120" w:line="259" w:lineRule="auto"/>
+    </w:pPr>
+    <w:rPr>
+      <w:rFonts w:ascii="Times New Roman" w:hAnsi="Times New Roman"/>
+      <w:color w:val="000000"/>
+      <w:sz w:val="24"/>
+      <w:lang w:val="ky-KG"/>
+    </w:rPr>
   </w:style>
   <w:style w:type="paragraph" w:styleId="Header">
     <w:name w:val="header"/>
@@ -983,16 +802,17 @@
     <w:pPr>
       <w:keepNext/>
       <w:keepLines/>
-      <w:spacing w:before="480" w:after="0"/>
+      <w:spacing w:before="480" w:after="120" w:line="259" w:lineRule="auto"/>
       <w:outlineLvl w:val="0"/>
     </w:pPr>
     <w:rPr>
-      <w:rFonts w:asciiTheme="majorHAnsi" w:eastAsiaTheme="majorEastAsia" w:hAnsiTheme="majorHAnsi" w:cstheme="majorBidi"/>
+      <w:rFonts w:ascii="Times New Roman" w:hAnsi="Times New Roman"/>
       <w:b/>
       <w:bCs/>
-      <w:color w:val="365F91" w:themeColor="accent1" w:themeShade="BF"/>
-      <w:sz w:val="28"/>
+      <w:color w:val="000000"/>
+      <w:sz w:val="26"/>
       <w:szCs w:val="28"/>
+      <w:lang w:val="ky-KG"/>
     </w:rPr>
   </w:style>
   <w:style w:type="paragraph" w:styleId="Heading2">
@@ -1007,16 +827,17 @@
     <w:pPr>
       <w:keepNext/>
       <w:keepLines/>
-      <w:spacing w:before="200" w:after="0"/>
+      <w:spacing w:before="200" w:after="120" w:line="259" w:lineRule="auto"/>
       <w:outlineLvl w:val="1"/>
     </w:pPr>
     <w:rPr>
-      <w:rFonts w:asciiTheme="majorHAnsi" w:eastAsiaTheme="majorEastAsia" w:hAnsiTheme="majorHAnsi" w:cstheme="majorBidi"/>
+      <w:rFonts w:ascii="Times New Roman" w:hAnsi="Times New Roman"/>
       <w:b/>
       <w:bCs/>
-      <w:color w:val="4F81BD" w:themeColor="accent1"/>
+      <w:color w:val="000000"/>
       <w:sz w:val="26"/>
       <w:szCs w:val="26"/>
+      <w:lang w:val="ky-KG"/>
     </w:rPr>
   </w:style>
   <w:style w:type="paragraph" w:styleId="Heading3">
@@ -1035,7 +856,7 @@
       <w:outlineLvl w:val="2"/>
     </w:pPr>
     <w:rPr>
-      <w:rFonts w:asciiTheme="majorHAnsi" w:eastAsiaTheme="majorEastAsia" w:hAnsiTheme="majorHAnsi" w:cstheme="majorBidi"/>
+      <w:rFonts/>
       <w:b/>
       <w:bCs/>
       <w:color w:val="4F81BD" w:themeColor="accent1"/>
@@ -1058,7 +879,7 @@
       <w:outlineLvl w:val="3"/>
     </w:pPr>
     <w:rPr>
-      <w:rFonts w:asciiTheme="majorHAnsi" w:eastAsiaTheme="majorEastAsia" w:hAnsiTheme="majorHAnsi" w:cstheme="majorBidi"/>
+      <w:rFonts/>
       <w:b/>
       <w:bCs/>
       <w:i/>
@@ -1083,7 +904,7 @@
       <w:outlineLvl w:val="4"/>
     </w:pPr>
     <w:rPr>
-      <w:rFonts w:asciiTheme="majorHAnsi" w:eastAsiaTheme="majorEastAsia" w:hAnsiTheme="majorHAnsi" w:cstheme="majorBidi"/>
+      <w:rFonts/>
       <w:color w:val="243F60" w:themeColor="accent1" w:themeShade="7F"/>
     </w:rPr>
   </w:style>
@@ -1104,7 +925,7 @@
       <w:outlineLvl w:val="5"/>
     </w:pPr>
     <w:rPr>
-      <w:rFonts w:asciiTheme="majorHAnsi" w:eastAsiaTheme="majorEastAsia" w:hAnsiTheme="majorHAnsi" w:cstheme="majorBidi"/>
+      <w:rFonts/>
       <w:i/>
       <w:iCs/>
       <w:color w:val="243F60" w:themeColor="accent1" w:themeShade="7F"/>
@@ -1127,7 +948,7 @@
       <w:outlineLvl w:val="6"/>
     </w:pPr>
     <w:rPr>
-      <w:rFonts w:asciiTheme="majorHAnsi" w:eastAsiaTheme="majorEastAsia" w:hAnsiTheme="majorHAnsi" w:cstheme="majorBidi"/>
+      <w:rFonts/>
       <w:i/>
       <w:iCs/>
       <w:color w:val="404040" w:themeColor="text1" w:themeTint="BF"/>
@@ -1150,7 +971,7 @@
       <w:outlineLvl w:val="7"/>
     </w:pPr>
     <w:rPr>
-      <w:rFonts w:asciiTheme="majorHAnsi" w:eastAsiaTheme="majorEastAsia" w:hAnsiTheme="majorHAnsi" w:cstheme="majorBidi"/>
+      <w:rFonts/>
       <w:color w:val="4F81BD" w:themeColor="accent1"/>
       <w:sz w:val="20"/>
       <w:szCs w:val="20"/>
@@ -1173,7 +994,7 @@
       <w:outlineLvl w:val="8"/>
     </w:pPr>
     <w:rPr>
-      <w:rFonts w:asciiTheme="majorHAnsi" w:eastAsiaTheme="majorEastAsia" w:hAnsiTheme="majorHAnsi" w:cstheme="majorBidi"/>
+      <w:rFonts/>
       <w:i/>
       <w:iCs/>
       <w:color w:val="404040" w:themeColor="text1" w:themeTint="BF"/>
@@ -1224,7 +1045,7 @@
     <w:uiPriority w:val="9"/>
     <w:rsid w:val="00FC693F"/>
     <w:rPr>
-      <w:rFonts w:asciiTheme="majorHAnsi" w:eastAsiaTheme="majorEastAsia" w:hAnsiTheme="majorHAnsi" w:cstheme="majorBidi"/>
+      <w:rFonts/>
       <w:b/>
       <w:bCs/>
       <w:color w:val="365F91" w:themeColor="accent1" w:themeShade="BF"/>
@@ -1239,7 +1060,7 @@
     <w:uiPriority w:val="9"/>
     <w:rsid w:val="00FC693F"/>
     <w:rPr>
-      <w:rFonts w:asciiTheme="majorHAnsi" w:eastAsiaTheme="majorEastAsia" w:hAnsiTheme="majorHAnsi" w:cstheme="majorBidi"/>
+      <w:rFonts/>
       <w:b/>
       <w:bCs/>
       <w:color w:val="4F81BD" w:themeColor="accent1"/>
@@ -1254,7 +1075,7 @@
     <w:uiPriority w:val="9"/>
     <w:rsid w:val="00FC693F"/>
     <w:rPr>
-      <w:rFonts w:asciiTheme="majorHAnsi" w:eastAsiaTheme="majorEastAsia" w:hAnsiTheme="majorHAnsi" w:cstheme="majorBidi"/>
+      <w:rFonts/>
       <w:b/>
       <w:bCs/>
       <w:color w:val="4F81BD" w:themeColor="accent1"/>
@@ -1269,19 +1090,17 @@
     <w:qFormat/>
     <w:rsid w:val="00FC693F"/>
     <w:pPr>
-      <w:pBdr>
-        <w:bottom w:val="single" w:sz="8" w:space="4" w:color="4F81BD" w:themeColor="accent1"/>
-      </w:pBdr>
-      <w:spacing w:after="300" w:line="240" w:lineRule="auto"/>
+      <w:spacing w:after="120" w:line="259" w:lineRule="auto"/>
       <w:contextualSpacing/>
     </w:pPr>
     <w:rPr>
-      <w:rFonts w:asciiTheme="majorHAnsi" w:eastAsiaTheme="majorEastAsia" w:hAnsiTheme="majorHAnsi" w:cstheme="majorBidi"/>
-      <w:color w:val="17365D" w:themeColor="text2" w:themeShade="BF"/>
+      <w:rFonts w:ascii="Times New Roman" w:hAnsi="Times New Roman"/>
+      <w:color w:val="000000"/>
       <w:spacing w:val="5"/>
       <w:kern w:val="28"/>
-      <w:sz w:val="52"/>
+      <w:sz w:val="40"/>
       <w:szCs w:val="52"/>
+      <w:lang w:val="ky-KG"/>
     </w:rPr>
   </w:style>
   <w:style w:type="character" w:customStyle="1" w:styleId="TitleChar">
@@ -1291,7 +1110,7 @@
     <w:uiPriority w:val="10"/>
     <w:rsid w:val="00FC693F"/>
     <w:rPr>
-      <w:rFonts w:asciiTheme="majorHAnsi" w:eastAsiaTheme="majorEastAsia" w:hAnsiTheme="majorHAnsi" w:cstheme="majorBidi"/>
+      <w:rFonts/>
       <w:color w:val="17365D" w:themeColor="text2" w:themeShade="BF"/>
       <w:spacing w:val="5"/>
       <w:kern w:val="28"/>
@@ -1313,7 +1132,7 @@
       </w:numPr>
     </w:pPr>
     <w:rPr>
-      <w:rFonts w:asciiTheme="majorHAnsi" w:eastAsiaTheme="majorEastAsia" w:hAnsiTheme="majorHAnsi" w:cstheme="majorBidi"/>
+      <w:rFonts/>
       <w:i/>
       <w:iCs/>
       <w:color w:val="4F81BD" w:themeColor="accent1"/>
@@ -1329,7 +1148,7 @@
     <w:uiPriority w:val="11"/>
     <w:rsid w:val="00FC693F"/>
     <w:rPr>
-      <w:rFonts w:asciiTheme="majorHAnsi" w:eastAsiaTheme="majorEastAsia" w:hAnsiTheme="majorHAnsi" w:cstheme="majorBidi"/>
+      <w:rFonts/>
       <w:i/>
       <w:iCs/>
       <w:color w:val="4F81BD" w:themeColor="accent1"/>
@@ -1454,8 +1273,15 @@
       <w:numPr>
         <w:numId w:val="1"/>
       </w:numPr>
+      <w:spacing w:after="120" w:line="259" w:lineRule="auto"/>
       <w:contextualSpacing/>
     </w:pPr>
+    <w:rPr>
+      <w:rFonts w:ascii="Times New Roman" w:hAnsi="Times New Roman"/>
+      <w:color w:val="000000"/>
+      <w:sz w:val="24"/>
+      <w:lang w:val="ky-KG"/>
+    </w:rPr>
   </w:style>
   <w:style w:type="paragraph" w:styleId="ListBullet2">
     <w:name w:val="List Bullet 2"/>
@@ -1627,7 +1453,7 @@
     <w:semiHidden/>
     <w:rsid w:val="00FC693F"/>
     <w:rPr>
-      <w:rFonts w:asciiTheme="majorHAnsi" w:eastAsiaTheme="majorEastAsia" w:hAnsiTheme="majorHAnsi" w:cstheme="majorBidi"/>
+      <w:rFonts/>
       <w:b/>
       <w:bCs/>
       <w:i/>
@@ -1643,7 +1469,7 @@
     <w:semiHidden/>
     <w:rsid w:val="00FC693F"/>
     <w:rPr>
-      <w:rFonts w:asciiTheme="majorHAnsi" w:eastAsiaTheme="majorEastAsia" w:hAnsiTheme="majorHAnsi" w:cstheme="majorBidi"/>
+      <w:rFonts/>
       <w:color w:val="243F60" w:themeColor="accent1" w:themeShade="7F"/>
     </w:rPr>
   </w:style>
@@ -1655,7 +1481,7 @@
     <w:semiHidden/>
     <w:rsid w:val="00FC693F"/>
     <w:rPr>
-      <w:rFonts w:asciiTheme="majorHAnsi" w:eastAsiaTheme="majorEastAsia" w:hAnsiTheme="majorHAnsi" w:cstheme="majorBidi"/>
+      <w:rFonts/>
       <w:i/>
       <w:iCs/>
       <w:color w:val="243F60" w:themeColor="accent1" w:themeShade="7F"/>
@@ -1669,7 +1495,7 @@
     <w:semiHidden/>
     <w:rsid w:val="00FC693F"/>
     <w:rPr>
-      <w:rFonts w:asciiTheme="majorHAnsi" w:eastAsiaTheme="majorEastAsia" w:hAnsiTheme="majorHAnsi" w:cstheme="majorBidi"/>
+      <w:rFonts/>
       <w:i/>
       <w:iCs/>
       <w:color w:val="404040" w:themeColor="text1" w:themeTint="BF"/>
@@ -1683,7 +1509,7 @@
     <w:semiHidden/>
     <w:rsid w:val="00FC693F"/>
     <w:rPr>
-      <w:rFonts w:asciiTheme="majorHAnsi" w:eastAsiaTheme="majorEastAsia" w:hAnsiTheme="majorHAnsi" w:cstheme="majorBidi"/>
+      <w:rFonts/>
       <w:color w:val="4F81BD" w:themeColor="accent1"/>
       <w:sz w:val="20"/>
       <w:szCs w:val="20"/>
@@ -1697,7 +1523,7 @@
     <w:semiHidden/>
     <w:rsid w:val="00FC693F"/>
     <w:rPr>
-      <w:rFonts w:asciiTheme="majorHAnsi" w:eastAsiaTheme="majorEastAsia" w:hAnsiTheme="majorHAnsi" w:cstheme="majorBidi"/>
+      <w:rFonts/>
       <w:i/>
       <w:iCs/>
       <w:color w:val="404040" w:themeColor="text1" w:themeTint="BF"/>
@@ -1756,9 +1582,6 @@
     <w:qFormat/>
     <w:rsid w:val="00FC693F"/>
     <w:pPr>
-      <w:pBdr>
-        <w:bottom w:val="single" w:sz="4" w:space="4" w:color="4F81BD" w:themeColor="accent1"/>
-      </w:pBdr>
       <w:spacing w:before="200" w:after="280"/>
       <w:ind w:left="936" w:right="936"/>
     </w:pPr>
@@ -3286,7 +3109,7 @@
         <w:spacing w:before="0" w:after="0" w:line="240" w:lineRule="auto"/>
       </w:pPr>
       <w:rPr>
-        <w:rFonts w:asciiTheme="majorHAnsi" w:eastAsiaTheme="majorEastAsia" w:hAnsiTheme="majorHAnsi" w:cstheme="majorBidi"/>
+        <w:rFonts/>
         <w:b/>
         <w:bCs/>
       </w:rPr>
@@ -3307,7 +3130,7 @@
         <w:spacing w:before="0" w:after="0" w:line="240" w:lineRule="auto"/>
       </w:pPr>
       <w:rPr>
-        <w:rFonts w:asciiTheme="majorHAnsi" w:eastAsiaTheme="majorEastAsia" w:hAnsiTheme="majorHAnsi" w:cstheme="majorBidi"/>
+        <w:rFonts/>
         <w:b/>
         <w:bCs/>
       </w:rPr>
@@ -3325,14 +3148,14 @@
     </w:tblStylePr>
     <w:tblStylePr w:type="firstCol">
       <w:rPr>
-        <w:rFonts w:asciiTheme="majorHAnsi" w:eastAsiaTheme="majorEastAsia" w:hAnsiTheme="majorHAnsi" w:cstheme="majorBidi"/>
+        <w:rFonts/>
         <w:b/>
         <w:bCs/>
       </w:rPr>
     </w:tblStylePr>
     <w:tblStylePr w:type="lastCol">
       <w:rPr>
-        <w:rFonts w:asciiTheme="majorHAnsi" w:eastAsiaTheme="majorEastAsia" w:hAnsiTheme="majorHAnsi" w:cstheme="majorBidi"/>
+        <w:rFonts/>
         <w:b/>
         <w:bCs/>
       </w:rPr>
@@ -3416,7 +3239,7 @@
         <w:spacing w:before="0" w:after="0" w:line="240" w:lineRule="auto"/>
       </w:pPr>
       <w:rPr>
-        <w:rFonts w:asciiTheme="majorHAnsi" w:eastAsiaTheme="majorEastAsia" w:hAnsiTheme="majorHAnsi" w:cstheme="majorBidi"/>
+        <w:rFonts/>
         <w:b/>
         <w:bCs/>
       </w:rPr>
@@ -3437,7 +3260,7 @@
         <w:spacing w:before="0" w:after="0" w:line="240" w:lineRule="auto"/>
       </w:pPr>
       <w:rPr>
-        <w:rFonts w:asciiTheme="majorHAnsi" w:eastAsiaTheme="majorEastAsia" w:hAnsiTheme="majorHAnsi" w:cstheme="majorBidi"/>
+        <w:rFonts/>
         <w:b/>
         <w:bCs/>
       </w:rPr>
@@ -3455,14 +3278,14 @@
     </w:tblStylePr>
     <w:tblStylePr w:type="firstCol">
       <w:rPr>
-        <w:rFonts w:asciiTheme="majorHAnsi" w:eastAsiaTheme="majorEastAsia" w:hAnsiTheme="majorHAnsi" w:cstheme="majorBidi"/>
+        <w:rFonts/>
         <w:b/>
         <w:bCs/>
       </w:rPr>
     </w:tblStylePr>
     <w:tblStylePr w:type="lastCol">
       <w:rPr>
-        <w:rFonts w:asciiTheme="majorHAnsi" w:eastAsiaTheme="majorEastAsia" w:hAnsiTheme="majorHAnsi" w:cstheme="majorBidi"/>
+        <w:rFonts/>
         <w:b/>
         <w:bCs/>
       </w:rPr>
@@ -3546,7 +3369,7 @@
         <w:spacing w:before="0" w:after="0" w:line="240" w:lineRule="auto"/>
       </w:pPr>
       <w:rPr>
-        <w:rFonts w:asciiTheme="majorHAnsi" w:eastAsiaTheme="majorEastAsia" w:hAnsiTheme="majorHAnsi" w:cstheme="majorBidi"/>
+        <w:rFonts/>
         <w:b/>
         <w:bCs/>
       </w:rPr>
@@ -3567,7 +3390,7 @@
         <w:spacing w:before="0" w:after="0" w:line="240" w:lineRule="auto"/>
       </w:pPr>
       <w:rPr>
-        <w:rFonts w:asciiTheme="majorHAnsi" w:eastAsiaTheme="majorEastAsia" w:hAnsiTheme="majorHAnsi" w:cstheme="majorBidi"/>
+        <w:rFonts/>
         <w:b/>
         <w:bCs/>
       </w:rPr>
@@ -3585,14 +3408,14 @@
     </w:tblStylePr>
     <w:tblStylePr w:type="firstCol">
       <w:rPr>
-        <w:rFonts w:asciiTheme="majorHAnsi" w:eastAsiaTheme="majorEastAsia" w:hAnsiTheme="majorHAnsi" w:cstheme="majorBidi"/>
+        <w:rFonts/>
         <w:b/>
         <w:bCs/>
       </w:rPr>
     </w:tblStylePr>
     <w:tblStylePr w:type="lastCol">
       <w:rPr>
-        <w:rFonts w:asciiTheme="majorHAnsi" w:eastAsiaTheme="majorEastAsia" w:hAnsiTheme="majorHAnsi" w:cstheme="majorBidi"/>
+        <w:rFonts/>
         <w:b/>
         <w:bCs/>
       </w:rPr>
@@ -3676,7 +3499,7 @@
         <w:spacing w:before="0" w:after="0" w:line="240" w:lineRule="auto"/>
       </w:pPr>
       <w:rPr>
-        <w:rFonts w:asciiTheme="majorHAnsi" w:eastAsiaTheme="majorEastAsia" w:hAnsiTheme="majorHAnsi" w:cstheme="majorBidi"/>
+        <w:rFonts/>
         <w:b/>
         <w:bCs/>
       </w:rPr>
@@ -3697,7 +3520,7 @@
         <w:spacing w:before="0" w:after="0" w:line="240" w:lineRule="auto"/>
       </w:pPr>
       <w:rPr>
-        <w:rFonts w:asciiTheme="majorHAnsi" w:eastAsiaTheme="majorEastAsia" w:hAnsiTheme="majorHAnsi" w:cstheme="majorBidi"/>
+        <w:rFonts/>
         <w:b/>
         <w:bCs/>
       </w:rPr>
@@ -3715,14 +3538,14 @@
     </w:tblStylePr>
     <w:tblStylePr w:type="firstCol">
       <w:rPr>
-        <w:rFonts w:asciiTheme="majorHAnsi" w:eastAsiaTheme="majorEastAsia" w:hAnsiTheme="majorHAnsi" w:cstheme="majorBidi"/>
+        <w:rFonts/>
         <w:b/>
         <w:bCs/>
       </w:rPr>
     </w:tblStylePr>
     <w:tblStylePr w:type="lastCol">
       <w:rPr>
-        <w:rFonts w:asciiTheme="majorHAnsi" w:eastAsiaTheme="majorEastAsia" w:hAnsiTheme="majorHAnsi" w:cstheme="majorBidi"/>
+        <w:rFonts/>
         <w:b/>
         <w:bCs/>
       </w:rPr>
@@ -3806,7 +3629,7 @@
         <w:spacing w:before="0" w:after="0" w:line="240" w:lineRule="auto"/>
       </w:pPr>
       <w:rPr>
-        <w:rFonts w:asciiTheme="majorHAnsi" w:eastAsiaTheme="majorEastAsia" w:hAnsiTheme="majorHAnsi" w:cstheme="majorBidi"/>
+        <w:rFonts/>
         <w:b/>
         <w:bCs/>
       </w:rPr>
@@ -3827,7 +3650,7 @@
         <w:spacing w:before="0" w:after="0" w:line="240" w:lineRule="auto"/>
       </w:pPr>
       <w:rPr>
-        <w:rFonts w:asciiTheme="majorHAnsi" w:eastAsiaTheme="majorEastAsia" w:hAnsiTheme="majorHAnsi" w:cstheme="majorBidi"/>
+        <w:rFonts/>
         <w:b/>
         <w:bCs/>
       </w:rPr>
@@ -3845,14 +3668,14 @@
     </w:tblStylePr>
     <w:tblStylePr w:type="firstCol">
       <w:rPr>
-        <w:rFonts w:asciiTheme="majorHAnsi" w:eastAsiaTheme="majorEastAsia" w:hAnsiTheme="majorHAnsi" w:cstheme="majorBidi"/>
+        <w:rFonts/>
         <w:b/>
         <w:bCs/>
       </w:rPr>
     </w:tblStylePr>
     <w:tblStylePr w:type="lastCol">
       <w:rPr>
-        <w:rFonts w:asciiTheme="majorHAnsi" w:eastAsiaTheme="majorEastAsia" w:hAnsiTheme="majorHAnsi" w:cstheme="majorBidi"/>
+        <w:rFonts/>
         <w:b/>
         <w:bCs/>
       </w:rPr>
@@ -3936,7 +3759,7 @@
         <w:spacing w:before="0" w:after="0" w:line="240" w:lineRule="auto"/>
       </w:pPr>
       <w:rPr>
-        <w:rFonts w:asciiTheme="majorHAnsi" w:eastAsiaTheme="majorEastAsia" w:hAnsiTheme="majorHAnsi" w:cstheme="majorBidi"/>
+        <w:rFonts/>
         <w:b/>
         <w:bCs/>
       </w:rPr>
@@ -3957,7 +3780,7 @@
         <w:spacing w:before="0" w:after="0" w:line="240" w:lineRule="auto"/>
       </w:pPr>
       <w:rPr>
-        <w:rFonts w:asciiTheme="majorHAnsi" w:eastAsiaTheme="majorEastAsia" w:hAnsiTheme="majorHAnsi" w:cstheme="majorBidi"/>
+        <w:rFonts/>
         <w:b/>
         <w:bCs/>
       </w:rPr>
@@ -3975,14 +3798,14 @@
     </w:tblStylePr>
     <w:tblStylePr w:type="firstCol">
       <w:rPr>
-        <w:rFonts w:asciiTheme="majorHAnsi" w:eastAsiaTheme="majorEastAsia" w:hAnsiTheme="majorHAnsi" w:cstheme="majorBidi"/>
+        <w:rFonts/>
         <w:b/>
         <w:bCs/>
       </w:rPr>
     </w:tblStylePr>
     <w:tblStylePr w:type="lastCol">
       <w:rPr>
-        <w:rFonts w:asciiTheme="majorHAnsi" w:eastAsiaTheme="majorEastAsia" w:hAnsiTheme="majorHAnsi" w:cstheme="majorBidi"/>
+        <w:rFonts/>
         <w:b/>
         <w:bCs/>
       </w:rPr>
@@ -4066,7 +3889,7 @@
         <w:spacing w:before="0" w:after="0" w:line="240" w:lineRule="auto"/>
       </w:pPr>
       <w:rPr>
-        <w:rFonts w:asciiTheme="majorHAnsi" w:eastAsiaTheme="majorEastAsia" w:hAnsiTheme="majorHAnsi" w:cstheme="majorBidi"/>
+        <w:rFonts/>
         <w:b/>
         <w:bCs/>
       </w:rPr>
@@ -4087,7 +3910,7 @@
         <w:spacing w:before="0" w:after="0" w:line="240" w:lineRule="auto"/>
       </w:pPr>
       <w:rPr>
-        <w:rFonts w:asciiTheme="majorHAnsi" w:eastAsiaTheme="majorEastAsia" w:hAnsiTheme="majorHAnsi" w:cstheme="majorBidi"/>
+        <w:rFonts/>
         <w:b/>
         <w:bCs/>
       </w:rPr>
@@ -4105,14 +3928,14 @@
     </w:tblStylePr>
     <w:tblStylePr w:type="firstCol">
       <w:rPr>
-        <w:rFonts w:asciiTheme="majorHAnsi" w:eastAsiaTheme="majorEastAsia" w:hAnsiTheme="majorHAnsi" w:cstheme="majorBidi"/>
+        <w:rFonts/>
         <w:b/>
         <w:bCs/>
       </w:rPr>
     </w:tblStylePr>
     <w:tblStylePr w:type="lastCol">
       <w:rPr>
-        <w:rFonts w:asciiTheme="majorHAnsi" w:eastAsiaTheme="majorEastAsia" w:hAnsiTheme="majorHAnsi" w:cstheme="majorBidi"/>
+        <w:rFonts/>
         <w:b/>
         <w:bCs/>
       </w:rPr>
@@ -5977,7 +5800,7 @@
     </w:tblPr>
     <w:tblStylePr w:type="firstRow">
       <w:rPr>
-        <w:rFonts w:asciiTheme="majorHAnsi" w:eastAsiaTheme="majorEastAsia" w:hAnsiTheme="majorHAnsi" w:cstheme="majorBidi"/>
+        <w:rFonts/>
       </w:rPr>
       <w:tblPr/>
       <w:tcPr>
@@ -6061,7 +5884,7 @@
     </w:tblPr>
     <w:tblStylePr w:type="firstRow">
       <w:rPr>
-        <w:rFonts w:asciiTheme="majorHAnsi" w:eastAsiaTheme="majorEastAsia" w:hAnsiTheme="majorHAnsi" w:cstheme="majorBidi"/>
+        <w:rFonts/>
       </w:rPr>
       <w:tblPr/>
       <w:tcPr>
@@ -6145,7 +5968,7 @@
     </w:tblPr>
     <w:tblStylePr w:type="firstRow">
       <w:rPr>
-        <w:rFonts w:asciiTheme="majorHAnsi" w:eastAsiaTheme="majorEastAsia" w:hAnsiTheme="majorHAnsi" w:cstheme="majorBidi"/>
+        <w:rFonts/>
       </w:rPr>
       <w:tblPr/>
       <w:tcPr>
@@ -6229,7 +6052,7 @@
     </w:tblPr>
     <w:tblStylePr w:type="firstRow">
       <w:rPr>
-        <w:rFonts w:asciiTheme="majorHAnsi" w:eastAsiaTheme="majorEastAsia" w:hAnsiTheme="majorHAnsi" w:cstheme="majorBidi"/>
+        <w:rFonts/>
       </w:rPr>
       <w:tblPr/>
       <w:tcPr>
@@ -6313,7 +6136,7 @@
     </w:tblPr>
     <w:tblStylePr w:type="firstRow">
       <w:rPr>
-        <w:rFonts w:asciiTheme="majorHAnsi" w:eastAsiaTheme="majorEastAsia" w:hAnsiTheme="majorHAnsi" w:cstheme="majorBidi"/>
+        <w:rFonts/>
       </w:rPr>
       <w:tblPr/>
       <w:tcPr>
@@ -6397,7 +6220,7 @@
     </w:tblPr>
     <w:tblStylePr w:type="firstRow">
       <w:rPr>
-        <w:rFonts w:asciiTheme="majorHAnsi" w:eastAsiaTheme="majorEastAsia" w:hAnsiTheme="majorHAnsi" w:cstheme="majorBidi"/>
+        <w:rFonts/>
       </w:rPr>
       <w:tblPr/>
       <w:tcPr>
@@ -6481,7 +6304,7 @@
     </w:tblPr>
     <w:tblStylePr w:type="firstRow">
       <w:rPr>
-        <w:rFonts w:asciiTheme="majorHAnsi" w:eastAsiaTheme="majorEastAsia" w:hAnsiTheme="majorHAnsi" w:cstheme="majorBidi"/>
+        <w:rFonts/>
       </w:rPr>
       <w:tblPr/>
       <w:tcPr>
@@ -6546,7 +6369,7 @@
       <w:spacing w:after="0" w:line="240" w:lineRule="auto"/>
     </w:pPr>
     <w:rPr>
-      <w:rFonts w:asciiTheme="majorHAnsi" w:eastAsiaTheme="majorEastAsia" w:hAnsiTheme="majorHAnsi" w:cstheme="majorBidi"/>
+      <w:rFonts/>
       <w:color w:val="000000" w:themeColor="text1"/>
     </w:rPr>
     <w:tblPr>
@@ -6674,7 +6497,7 @@
       <w:spacing w:after="0" w:line="240" w:lineRule="auto"/>
     </w:pPr>
     <w:rPr>
-      <w:rFonts w:asciiTheme="majorHAnsi" w:eastAsiaTheme="majorEastAsia" w:hAnsiTheme="majorHAnsi" w:cstheme="majorBidi"/>
+      <w:rFonts/>
       <w:color w:val="000000" w:themeColor="text1"/>
     </w:rPr>
     <w:tblPr>
@@ -6802,7 +6625,7 @@
       <w:spacing w:after="0" w:line="240" w:lineRule="auto"/>
     </w:pPr>
     <w:rPr>
-      <w:rFonts w:asciiTheme="majorHAnsi" w:eastAsiaTheme="majorEastAsia" w:hAnsiTheme="majorHAnsi" w:cstheme="majorBidi"/>
+      <w:rFonts/>
       <w:color w:val="000000" w:themeColor="text1"/>
     </w:rPr>
     <w:tblPr>
@@ -6930,7 +6753,7 @@
       <w:spacing w:after="0" w:line="240" w:lineRule="auto"/>
     </w:pPr>
     <w:rPr>
-      <w:rFonts w:asciiTheme="majorHAnsi" w:eastAsiaTheme="majorEastAsia" w:hAnsiTheme="majorHAnsi" w:cstheme="majorBidi"/>
+      <w:rFonts/>
       <w:color w:val="000000" w:themeColor="text1"/>
     </w:rPr>
     <w:tblPr>
@@ -7058,7 +6881,7 @@
       <w:spacing w:after="0" w:line="240" w:lineRule="auto"/>
     </w:pPr>
     <w:rPr>
-      <w:rFonts w:asciiTheme="majorHAnsi" w:eastAsiaTheme="majorEastAsia" w:hAnsiTheme="majorHAnsi" w:cstheme="majorBidi"/>
+      <w:rFonts/>
       <w:color w:val="000000" w:themeColor="text1"/>
     </w:rPr>
     <w:tblPr>
@@ -7186,7 +7009,7 @@
       <w:spacing w:after="0" w:line="240" w:lineRule="auto"/>
     </w:pPr>
     <w:rPr>
-      <w:rFonts w:asciiTheme="majorHAnsi" w:eastAsiaTheme="majorEastAsia" w:hAnsiTheme="majorHAnsi" w:cstheme="majorBidi"/>
+      <w:rFonts/>
       <w:color w:val="000000" w:themeColor="text1"/>
     </w:rPr>
     <w:tblPr>
@@ -7314,7 +7137,7 @@
       <w:spacing w:after="0" w:line="240" w:lineRule="auto"/>
     </w:pPr>
     <w:rPr>
-      <w:rFonts w:asciiTheme="majorHAnsi" w:eastAsiaTheme="majorEastAsia" w:hAnsiTheme="majorHAnsi" w:cstheme="majorBidi"/>
+      <w:rFonts/>
       <w:color w:val="000000" w:themeColor="text1"/>
     </w:rPr>
     <w:tblPr>
@@ -7953,7 +7776,7 @@
       <w:spacing w:after="0" w:line="240" w:lineRule="auto"/>
     </w:pPr>
     <w:rPr>
-      <w:rFonts w:asciiTheme="majorHAnsi" w:eastAsiaTheme="majorEastAsia" w:hAnsiTheme="majorHAnsi" w:cstheme="majorBidi"/>
+      <w:rFonts/>
       <w:color w:val="000000" w:themeColor="text1"/>
     </w:rPr>
     <w:tblPr>
@@ -8078,7 +7901,7 @@
       <w:spacing w:after="0" w:line="240" w:lineRule="auto"/>
     </w:pPr>
     <w:rPr>
-      <w:rFonts w:asciiTheme="majorHAnsi" w:eastAsiaTheme="majorEastAsia" w:hAnsiTheme="majorHAnsi" w:cstheme="majorBidi"/>
+      <w:rFonts/>
       <w:color w:val="000000" w:themeColor="text1"/>
     </w:rPr>
     <w:tblPr>
@@ -8203,7 +8026,7 @@
       <w:spacing w:after="0" w:line="240" w:lineRule="auto"/>
     </w:pPr>
     <w:rPr>
-      <w:rFonts w:asciiTheme="majorHAnsi" w:eastAsiaTheme="majorEastAsia" w:hAnsiTheme="majorHAnsi" w:cstheme="majorBidi"/>
+      <w:rFonts/>
       <w:color w:val="000000" w:themeColor="text1"/>
     </w:rPr>
     <w:tblPr>
@@ -8328,7 +8151,7 @@
       <w:spacing w:after="0" w:line="240" w:lineRule="auto"/>
     </w:pPr>
     <w:rPr>
-      <w:rFonts w:asciiTheme="majorHAnsi" w:eastAsiaTheme="majorEastAsia" w:hAnsiTheme="majorHAnsi" w:cstheme="majorBidi"/>
+      <w:rFonts/>
       <w:color w:val="000000" w:themeColor="text1"/>
     </w:rPr>
     <w:tblPr>
@@ -8453,7 +8276,7 @@
       <w:spacing w:after="0" w:line="240" w:lineRule="auto"/>
     </w:pPr>
     <w:rPr>
-      <w:rFonts w:asciiTheme="majorHAnsi" w:eastAsiaTheme="majorEastAsia" w:hAnsiTheme="majorHAnsi" w:cstheme="majorBidi"/>
+      <w:rFonts/>
       <w:color w:val="000000" w:themeColor="text1"/>
     </w:rPr>
     <w:tblPr>
@@ -8578,7 +8401,7 @@
       <w:spacing w:after="0" w:line="240" w:lineRule="auto"/>
     </w:pPr>
     <w:rPr>
-      <w:rFonts w:asciiTheme="majorHAnsi" w:eastAsiaTheme="majorEastAsia" w:hAnsiTheme="majorHAnsi" w:cstheme="majorBidi"/>
+      <w:rFonts/>
       <w:color w:val="000000" w:themeColor="text1"/>
     </w:rPr>
     <w:tblPr>
@@ -8703,7 +8526,7 @@
       <w:spacing w:after="0" w:line="240" w:lineRule="auto"/>
     </w:pPr>
     <w:rPr>
-      <w:rFonts w:asciiTheme="majorHAnsi" w:eastAsiaTheme="majorEastAsia" w:hAnsiTheme="majorHAnsi" w:cstheme="majorBidi"/>
+      <w:rFonts/>
       <w:color w:val="000000" w:themeColor="text1"/>
     </w:rPr>
     <w:tblPr>
